--- a/Headless_Task-Grounded_Pick-and-Sort-and-Place_in_Gazebo/doc/FOUR_OBJECT_SORTING_REPORT.docx
+++ b/Headless_Task-Grounded_Pick-and-Sort-and-Place_in_Gazebo/doc/FOUR_OBJECT_SORTING_REPORT.docx
@@ -132,7 +132,7 @@
         <w:t xml:space="preserve">continue</w:t>
       </w:r>
       <w:r>
-        <w:t xml:space="preserve">); Run B 20k in Gazebo in the ROS2SmolVLA paper's format (in distribution 57.5 % pick, 55.0 % place; out of distribution 5.0 % / 2.5 %, 34 of 40 failures on memorised training spots); and a step-locked mode so any piece of a batch can be recomputed in the Gazebo window with the identical result (test A in progress). What remains is listed step by step at the end of the addendum, in sync with specification E.9.</w:t>
+        <w:t xml:space="preserve">); Run B 20k in Gazebo in the ROS2SmolVLA paper's format (in distribution 57.5 % pick, 55.0 % place; out of distribution 5.0 % / 2.5 %, 34 of 40 failures on memorised training spots); and a step-locked mode so any piece of a batch can be recomputed in the Gazebo window with the identical result (test A not passed yet: §58 says why, and why the step-locked runs so far are not valid policy evaluations). What remains is listed step by step at the end of the addendum, in sync with specification E.9.</w:t>
       </w:r>
     </w:p>
     <w:p>
@@ -33433,7 +33433,7 @@
                 <w:sz w:val="19"/>
                 <w:szCs w:val="19"/>
               </w:rPr>
-              <w:t xml:space="preserve">3 copies while paused; read back by </w:t>
+              <w:t xml:space="preserve">3 copies while paused; at the controller update landing on each of the 50 waypoints, the arm command reported by </w:t>
             </w:r>
             <w:r>
               <w:rPr>
@@ -33442,14 +33442,14 @@
                 <w:sz w:val="19"/>
                 <w:szCs w:val="19"/>
               </w:rPr>
-              <w:t xml:space="preserve">/mycobot_controller/query_state</w:t>
-            </w:r>
-            <w:r>
-              <w:rPr>
-                <w:sz w:val="19"/>
-                <w:szCs w:val="19"/>
-              </w:rPr>
-              <w:t xml:space="preserve"> at the first, middle and second-to-last point; no answer in 30 s or a mismatch → stop</w:t>
+              <w:t xml:space="preserve">/controller_manager/introspection_data/full</w:t>
+            </w:r>
+            <w:r>
+              <w:rPr>
+                <w:sz w:val="19"/>
+                <w:szCs w:val="19"/>
+              </w:rPr>
+              <w:t xml:space="preserve"> must equal that waypoint exactly; a mismatch or a missing update → stop (no controller service is called: see below)</w:t>
             </w:r>
           </w:p>
         </w:tc>
@@ -34099,7 +34099,7 @@
         <w:spacing w:after="120" w:before="320"/>
       </w:pPr>
       <w:r>
-        <w:t xml:space="preserve">58. Test A: each source of difference found and removed, 2026-10-29 to 30</w:t>
+        <w:t xml:space="preserve">58. Test A: sources of difference, and the read-back that corrupted the runs, 2026-10-29 to 30</w:t>
       </w:r>
     </w:p>
     <w:p>
@@ -34377,17 +34377,201 @@
         <w:t xml:space="preserve">/stats</w:t>
       </w:r>
       <w:r>
-        <w:t xml:space="preserve">; both fixed, A2 restarted at 13:17 and is running (about 35 min per piece). Its comparison with A1 goes to </w:t>
+        <w:t xml:space="preserve">; both fixed, A2 ran 13:17–15:56, also with no stop. </w:t>
+      </w:r>
+      <w:r>
+        <w:rPr>
+          <w:b/>
+          <w:bCs/>
+        </w:rPr>
+        <w:t xml:space="preserve">Result: the red cube identical to the bit; the yellow box, the green cylinder and the blue cube part from A1 at step 52</w:t>
+      </w:r>
+      <w:r>
+        <w:t xml:space="preserve"> (1.04°, 0.0013° and 2.7e-11°). </w:t>
+      </w:r>
+      <w:r>
+        <w:rPr>
+          <w:b/>
+          <w:bCs/>
+        </w:rPr>
+        <w:t xml:space="preserve">Test A is not passed.</w:t>
+      </w:r>
+    </w:p>
+    <w:p>
+      <w:pPr>
+        <w:spacing w:after="100"/>
+      </w:pPr>
+      <w:r>
+        <w:rPr>
+          <w:b/>
+          <w:bCs/>
+        </w:rPr>
+        <w:t xml:space="preserve">Why step 52, for three pieces in different places.</w:t>
+      </w:r>
+      <w:r>
+        <w:t xml:space="preserve"> Steps 50–52 are the first periods of chunk 2. In every piece the arm then makes the most violent move of the run (joints at their 3.14 rad/s limit, the fingers flung open), and the gripper is touching no piece (72–237 mm away). Saturation and finger stops are discrete events: they turn a round-off difference into a real one (blue cube: 4.7e-13 at step 52, 3.7e-2 at step 53). The red cube had nothing to amplify: it ran first after the warm-up in both A1 and A2.</w:t>
+      </w:r>
+    </w:p>
+    <w:p>
+      <w:pPr>
+        <w:spacing w:after="100"/>
+      </w:pPr>
+      <w:r>
+        <w:rPr>
+          <w:b/>
+          <w:bCs/>
+        </w:rPr>
+        <w:t xml:space="preserve">Where the round-off comes from</w:t>
+      </w:r>
+      <w:r>
+        <w:t xml:space="preserve">, by replaying the yellow box's recorded A1 actions (no policy) from its snapshot, 120 steps:</w:t>
+      </w:r>
+    </w:p>
+    <w:p>
+      <w:pPr>
+        <w:pStyle w:val="ListParagraph"/>
+        <w:numPr>
+          <w:ilvl w:val="0"/>
+          <w:numId w:val="1"/>
+        </w:numPr>
+        <w:spacing w:after="100"/>
+      </w:pPr>
+      <w:r>
+        <w:t xml:space="preserve">(a) twice in the same server: the state right after the exact reset already differs (the red cube's pose, by 3.5e-18), then step 5 (1.3e-11°). A server keeps something across pieces that the reset does not reach;</w:t>
+      </w:r>
+    </w:p>
+    <w:p>
+      <w:pPr>
+        <w:pStyle w:val="ListParagraph"/>
+        <w:numPr>
+          <w:ilvl w:val="0"/>
+          <w:numId w:val="1"/>
+        </w:numPr>
+        <w:spacing w:after="100"/>
+      </w:pPr>
+      <w:r>
+        <w:t xml:space="preserve">(b) once each in two freshly started servers: the state after the reset identical (joints, velocities, piece poses and velocities, all piece velocities exactly 0), first difference at step 4: the right finger joint's velocity by 1.2e-4 rad/s;</w:t>
+      </w:r>
+    </w:p>
+    <w:p>
+      <w:pPr>
+        <w:pStyle w:val="ListParagraph"/>
+        <w:numPr>
+          <w:ilvl w:val="0"/>
+          <w:numId w:val="1"/>
+        </w:numPr>
+        <w:spacing w:after="100"/>
+      </w:pPr>
+      <w:r>
+        <w:t xml:space="preserve">(c) as (b) with ASLR off: pending.</w:t>
+      </w:r>
+    </w:p>
+    <w:p>
+      <w:pPr>
+        <w:spacing w:after="100"/>
+      </w:pPr>
+      <w:r>
+        <w:t xml:space="preserve">The physics engine (DART) steps single-threaded; OpenMP is only in the renderer's image libraries, and the server now runs with </w:t>
       </w:r>
       <w:r>
         <w:rPr>
           <w:rFonts w:ascii="Consolas" w:cs="Consolas" w:eastAsia="Consolas" w:hAnsi="Consolas"/>
           <w:color w:val="0E4A40"/>
         </w:rPr>
-        <w:t xml:space="preserve">A_compare.txt</w:t>
-      </w:r>
-      <w:r>
-        <w:t xml:space="preserve">. Its result is reported when it ends; until then test A is not passed.</w:t>
+        <w:t xml:space="preserve">OMP_NUM_THREADS=1</w:t>
+      </w:r>
+      <w:r>
+        <w:t xml:space="preserve">.</w:t>
+      </w:r>
+    </w:p>
+    <w:p>
+      <w:pPr>
+        <w:spacing w:after="100"/>
+      </w:pPr>
+      <w:r>
+        <w:rPr>
+          <w:b/>
+          <w:bCs/>
+        </w:rPr>
+        <w:t xml:space="preserve">A1, A2 and the replays are invalid as policy evaluations; their determinism conclusions stand.</w:t>
+      </w:r>
+      <w:r>
+        <w:t xml:space="preserve"> The arm read-back called the arm controller's </w:t>
+      </w:r>
+      <w:r>
+        <w:rPr>
+          <w:rFonts w:ascii="Consolas" w:cs="Consolas" w:eastAsia="Consolas" w:hAnsi="Consolas"/>
+          <w:color w:val="0E4A40"/>
+        </w:rPr>
+        <w:t xml:space="preserve">query_state</w:t>
+      </w:r>
+      <w:r>
+        <w:t xml:space="preserve"> at a chunk's middle and second-to-last point. That service samples the live trajectory and moves the controller's search index (</w:t>
+      </w:r>
+      <w:r>
+        <w:rPr>
+          <w:rFonts w:ascii="Consolas" w:cs="Consolas" w:eastAsia="Consolas" w:hAnsi="Consolas"/>
+          <w:color w:val="0E4A40"/>
+        </w:rPr>
+        <w:t xml:space="preserve">search_monotonically_increasing</w:t>
+      </w:r>
+      <w:r>
+        <w:t xml:space="preserve">), so from the next update on the controller commanded the chunk's last point: the arm ran there at its speed limit instead of following the 50 actions (J6 at 3.14 rad/s; tracking error at the waypoints median 44–86° in the first chunks, against 1.01° in the free-running batch). The read-back itself passed, because the queried points were the points sent. Both runs of every comparison carry the same artifact, so what they show about determinism holds; the outcomes are not what the policy would do. The 27/10 batch never called </w:t>
+      </w:r>
+      <w:r>
+        <w:rPr>
+          <w:rFonts w:ascii="Consolas" w:cs="Consolas" w:eastAsia="Consolas" w:hAnsi="Consolas"/>
+          <w:color w:val="0E4A40"/>
+        </w:rPr>
+        <w:t xml:space="preserve">query_state</w:t>
+      </w:r>
+      <w:r>
+        <w:t xml:space="preserve">: its paper table stands.</w:t>
+      </w:r>
+    </w:p>
+    <w:p>
+      <w:pPr>
+        <w:spacing w:after="100"/>
+      </w:pPr>
+      <w:r>
+        <w:rPr>
+          <w:b/>
+          <w:bCs/>
+        </w:rPr>
+        <w:t xml:space="preserve">Changes since</w:t>
+      </w:r>
+      <w:r>
+        <w:t xml:space="preserve"> (</w:t>
+      </w:r>
+      <w:r>
+        <w:rPr>
+          <w:rFonts w:ascii="Consolas" w:cs="Consolas" w:eastAsia="Consolas" w:hAnsi="Consolas"/>
+          <w:color w:val="0E4A40"/>
+        </w:rPr>
+        <w:t xml:space="preserve">f03a9920</w:t>
+      </w:r>
+      <w:r>
+        <w:t xml:space="preserve"> and after): every piece runs in a freshly started server from its own start snapshot, in a batch exactly as in a repeat; a stopped piece restarts from its snapshot, at most 3 times, and must reproduce every step already made; snapshots are kept as </w:t>
+      </w:r>
+      <w:r>
+        <w:rPr>
+          <w:rFonts w:ascii="Consolas" w:cs="Consolas" w:eastAsia="Consolas" w:hAnsi="Consolas"/>
+          <w:color w:val="0E4A40"/>
+        </w:rPr>
+        <w:t xml:space="preserve">snapshot_&lt;piece&gt;.json</w:t>
+      </w:r>
+      <w:r>
+        <w:t xml:space="preserve">; no controller service is called once locked, the arm is checked passively at every waypoint (§57); and each piece reports an </w:t>
+      </w:r>
+      <w:r>
+        <w:rPr>
+          <w:b/>
+          <w:bCs/>
+        </w:rPr>
+        <w:t xml:space="preserve">acceptance check</w:t>
+      </w:r>
+      <w:r>
+        <w:t xml:space="preserve"> against the free-running batch: tracking error at the waypoints median ≤ 2°, no period with a joint at ≥ 3.0 rad/s. Test A is rerun in this mode.</w:t>
       </w:r>
     </w:p>
     <w:p>
@@ -34420,50 +34604,50 @@
           <w:b/>
           <w:bCs/>
         </w:rPr>
-        <w:t xml:space="preserve">Finish test A.</w:t>
-      </w:r>
-      <w:r>
-        <w:t xml:space="preserve"> A2 is running (§58). When </w:t>
+        <w:t xml:space="preserve">Pass test A, in fresh-server mode with the passive read-back.</w:t>
+      </w:r>
+      <w:r>
+        <w:t xml:space="preserve"> A1 and A2 (§58) did not pass: three pieces parted at step 52, and their arm motion was corrupted by </w:t>
       </w:r>
       <w:r>
         <w:rPr>
           <w:rFonts w:ascii="Consolas" w:cs="Consolas" w:eastAsia="Consolas" w:hAnsi="Consolas"/>
           <w:color w:val="0E4A40"/>
         </w:rPr>
-        <w:t xml:space="preserve">progress.log</w:t>
-      </w:r>
-      <w:r>
-        <w:t xml:space="preserve"> says </w:t>
+        <w:t xml:space="preserve">query_state</w:t>
+      </w:r>
+      <w:r>
+        <w:t xml:space="preserve">. Rerun A1 (batch: one fresh server per piece) and A2 (recompute from A1's snapshots). Done when </w:t>
       </w:r>
       <w:r>
         <w:rPr>
           <w:rFonts w:ascii="Consolas" w:cs="Consolas" w:eastAsia="Consolas" w:hAnsi="Consolas"/>
           <w:color w:val="0E4A40"/>
         </w:rPr>
-        <w:t xml:space="preserve">test A2 done</w:t>
-      </w:r>
-      <w:r>
-        <w:t xml:space="preserve">: read </w:t>
+        <w:t xml:space="preserve">compare_runs.py</w:t>
+      </w:r>
+      <w:r>
+        <w:t xml:space="preserve"> exits 0 (every piece identical: start snapshot, images, joint states, actions, piece poses, full Gazebo state at every step), with the restarts counted from </w:t>
       </w:r>
       <w:r>
         <w:rPr>
           <w:rFonts w:ascii="Consolas" w:cs="Consolas" w:eastAsia="Consolas" w:hAnsi="Consolas"/>
           <w:color w:val="0E4A40"/>
         </w:rPr>
-        <w:t xml:space="preserve">/workspace/eval/steplock_tests/A_compare.txt</w:t>
-      </w:r>
-      <w:r>
-        <w:t xml:space="preserve">. Done when </w:t>
-      </w:r>
-      <w:r>
-        <w:rPr>
-          <w:rFonts w:ascii="Consolas" w:cs="Consolas" w:eastAsia="Consolas" w:hAnsi="Consolas"/>
-          <w:color w:val="0E4A40"/>
-        </w:rPr>
-        <w:t xml:space="preserve">compare_runs.py</w:t>
-      </w:r>
-      <w:r>
-        <w:t xml:space="preserve"> exits 0 (every piece identical: start snapshot, images, joint states, actions, piece poses at every step), with the count of read-back stops in A1 and A2. If a piece differs: report the first differing step and quantity, fix that source, run A1 and A2 again.</w:t>
+        <w:t xml:space="preserve">restarts.log</w:t>
+      </w:r>
+      <w:r>
+        <w:t xml:space="preserve">, </w:t>
+      </w:r>
+      <w:r>
+        <w:rPr>
+          <w:b/>
+          <w:bCs/>
+        </w:rPr>
+        <w:t xml:space="preserve">and</w:t>
+      </w:r>
+      <w:r>
+        <w:t xml:space="preserve"> every piece passes the tracking acceptance check (median ≤ 2°, no joint at ≥ 3.0 rad/s). If a piece differs: the first differing step and quantity, its source fixed, both runs again. Part (c) of the replay diagnosis (ASLR off) decides whether Gazebo must also run with ASLR disabled for its own process.</w:t>
       </w:r>
     </w:p>
     <w:p>
@@ -34479,40 +34663,30 @@
           <w:b/>
           <w:bCs/>
         </w:rPr>
-        <w:t xml:space="preserve">Two refinements before any batch.</w:t>
-      </w:r>
-      <w:r>
-        <w:t xml:space="preserve"> (a) When a handshake or stamp check stops a piece, restart that piece automatically from its start snapshot, up to 3 times, logging each restart with its step and message; a restart must reproduce the same fingerprint, otherwise stop and report. (b) Store each piece's start snapshot with the batch results permanently (today it is inside each trace). Done when both are in </w:t>
+        <w:t xml:space="preserve">Done 30/10: the two refinements</w:t>
+      </w:r>
+      <w:r>
+        <w:t xml:space="preserve"> (automatic restart from the snapshot, at most 3 times, which must reproduce every step already made; snapshots kept as </w:t>
       </w:r>
       <w:r>
         <w:rPr>
           <w:rFonts w:ascii="Consolas" w:cs="Consolas" w:eastAsia="Consolas" w:hAnsi="Consolas"/>
           <w:color w:val="0E4A40"/>
         </w:rPr>
-        <w:t xml:space="preserve">eval_smolvla_tri_sort.py</w:t>
-      </w:r>
-      <w:r>
-        <w:t xml:space="preserve"> / </w:t>
+        <w:t xml:space="preserve">snapshot_&lt;piece&gt;.json</w:t>
+      </w:r>
+      <w:r>
+        <w:t xml:space="preserve">), committed in </w:t>
       </w:r>
       <w:r>
         <w:rPr>
           <w:rFonts w:ascii="Consolas" w:cs="Consolas" w:eastAsia="Consolas" w:hAnsi="Consolas"/>
           <w:color w:val="0E4A40"/>
         </w:rPr>
-        <w:t xml:space="preserve">step_lock.py</w:t>
-      </w:r>
-      <w:r>
-        <w:t xml:space="preserve">, tested on a forced stop, and committed with the step-locked code, which is </w:t>
-      </w:r>
-      <w:r>
-        <w:rPr>
-          <w:b/>
-          <w:bCs/>
-        </w:rPr>
-        <w:t xml:space="preserve">not committed yet</w:t>
-      </w:r>
-      <w:r>
-        <w:t xml:space="preserve">.</w:t>
+        <w:t xml:space="preserve">f03a9920</w:t>
+      </w:r>
+      <w:r>
+        <w:t xml:space="preserve">. Still to see: a restart actually happening, in test A or in a forced stop.</w:t>
       </w:r>
     </w:p>
     <w:p>
